--- a/example_articles/states/Virginia/3.states_Virginia_New_York_Times.docx
+++ b/example_articles/states/Virginia/3.states_Virginia_New_York_Times.docx
@@ -7,7 +7,7 @@
         <w:pStyle w:val="Heading1"/>
       </w:pPr>
       <w:r>
-        <w:t>AT THE MOVIES - Correction Appended</w:t>
+        <w:t>The Mount Laurel Doctrine</w:t>
       </w:r>
     </w:p>
     <w:p>
@@ -17,22 +17,22 @@
     </w:p>
     <w:p>
       <w:r>
-        <w:t>Date: 1999-11-22</w:t>
+        <w:t>Date: 2013-01-29</w:t>
       </w:r>
     </w:p>
     <w:p>
       <w:r>
-        <w:t>Section: Section E; ; Section E; Part 1; Page 14; Column 3; Movies, Performing Arts/Weekend Desk ; Part 1; ; Column 3;</w:t>
+        <w:t>Section: Section A; Column 0; Editorial Desk; Pg. 22; EDITORIAL</w:t>
       </w:r>
     </w:p>
     <w:p>
       <w:r>
-        <w:t>Source File: NYT/37.DOCX</w:t>
+        <w:t>Source File: NYT/25.DOCX</w:t>
       </w:r>
     </w:p>
     <w:p>
       <w:r>
-        <w:t>Raw locations result: ['West Virginia']</w:t>
+        <w:t>Raw locations result: ['Virginia']</w:t>
       </w:r>
     </w:p>
     <w:p>
@@ -49,110 +49,24 @@
     </w:p>
     <w:p>
       <w:r>
-        <w:t>A Departure For Ang Lee</w:t>
+        <w:t>The New Jersey Supreme Court's 1983 ruling in the Mount Laurel fair-housing case is rightly regarded as one of the most important civil rights decisions of modern times. The ruling, which greatly influenced fair-housing policy across the nation, limited the use of exclusionary zoning as a means of preventing the construction of affordable housing in wealthy communities.</w:t>
         <w:br/>
-        <w:t>Ang Lee was getting a little tired of doing what seemed to him to be the same kinds of movies, even though their settings were so wildly different: modern-day Taiwan in "The Wedding Banquet" (1993), Jane Austen's England in "Sense and Sensibility" (1995) and 1970's suburban Connecticut in "The Ice Storm" (1997).</w:t>
+        <w:t>The result was to encourage the construction of low- and moderate-income housing in the suburbs, giving less-well-off families access to starter homes, crime-free neighborhoods, good schools and solid jobs that are beyond the reach of people in the inner cities. Yet despite its clear benefits, Gov. Chris Christie and some wealthy communities have sought to weaken the law in two cases now before the court. The court should strongly reaffirm it.</w:t>
         <w:br/>
-        <w:t>"I did five family dramas in a row," Mr. Lee (above) said. "I did nothing but family drama. I wanted to move on."</w:t>
+        <w:t>The case dates back to the late-1960s, when a group of low-income African-Americans found themselves priced out of the increasingly expensive suburb of Mount Laurel, not far from Philadelphia. They sued after local authorities barred the construction of a small affordable-housing project. The court ruling, known as the Mount Laurel doctrine, not only barred localities from excluding affordable housing but said they had an affirmative obligation to provide zoning that allows a ''fair share'' of such housing based on growth, employment opportunities and income. ''If sound planning of an area allows the rich and middle class to live there, it must also realistically and practically allow the poor,'' the court said. ''And if the area will accommodate factories, it must also find space for workers.''</w:t>
         <w:br/>
-        <w:t>So he did the obvious thing for a Taiwanese-born, Connecticut-living director of eclectic tastes. He decided to make a big action film set during the Civil War.</w:t>
+        <w:t>According to Douglas Massey, a sociologist at Princeton University, the Mount Laurel approach has led to the creation of 60,000 homes for low- and moderate-income working families, with another 40,000 units in the pipeline. He and his colleagues compared current and former residents of the Ethel Lawrence Homes, a Mount Laurel development that opened in 2000, with similar families who had applied for housing but wound up elsewhere.</w:t>
         <w:br/>
-        <w:t>"I wanted to do something more macho, you know, and I wanted to make a war movie," Mr. Lee said.</w:t>
+        <w:t>The study found that the development's residents had higher rates of employment and family income and significantly lower rates of welfare dependency. They were also more closely involved in educating their children, who did well academically, even though they had moved to more competitive schools. Surrounding property values did not go down, and taxes did not go up. The development blended in so well with the surrounding area that many people were not aware that it existed.</w:t>
         <w:br/>
-        <w:t>A colleague recommended making a film based on "Ride With the Devil," a book that she'd read several years ago, about young friends fighting as bushwackers in rural Missouri and Kansas.</w:t>
+        <w:t>On Monday, Mr. Christie asked the court for permission to dismantle the independent state agency that oversees the Mount Laurel process and move its functions into the executive branch. This would defeat the will of the State Legislature, which intended the agency to be exempt from tampering and political pressure exerted by the executive.</w:t>
         <w:br/>
-        <w:t>"It was a book that came out and there was some interest in it about 10 years ago, then it kind of got lost and nobody made the movie, so she tracked it down for me," Mr. Lee said. "It turned out it had been out of print for eight years."</w:t>
+        <w:t>Another case argued before the court in November focuses on a new approach to the ''fair share'' calculation favored by the governor and wealthy towns that would essentially allow localities to decide for themselves how much affordable housing would be built. The Fair Share Housing Center, an advocacy group, noted in a brief that the proposal would free hostile municipalities to build ''very few homes, or no homes at all.''</w:t>
         <w:br/>
-        <w:t>The story turned out to be exactly what Mr. Lee wanted.</w:t>
-        <w:br/>
-        <w:t>"It was kind of a pre-western," he said, "with images that I didn't think I'd ever seen before on film, about these young flamboyant men, some of them aristocratic, riding their horses in the woods. And the main characters were outsiders, not entirely trusted by the group, which I could very much identify with, being myself an outsider in America."</w:t>
-        <w:br/>
-        <w:t>Mr. Lee said he had tried hard to make the film as authentic as possible, something that has always been a particular passion for him.</w:t>
-        <w:br/>
-        <w:t>"I really think it's a good thing, because if it's bogus, you look bogus," Mr. Lee said. "The nature of cinema is photography, it's realism. It's not like the stage or painting or music. It has the least chance of being abstract, so realism is the most effective, to bring the audience into the story."</w:t>
-        <w:br/>
-        <w:t>The film is to be released in New York and Los Angeles on Nov. 24, and then in more cities on Dec. 10. It stars Tobey Maguire and Skeet Ulrich as Missouri pals who take to the woods to fight for the Confederacy, and the country singer Jewel as the young woman they both come to love. There are big action scenes, wide vistas, macho banter. But it's also, at one level, a family drama.</w:t>
-        <w:br/>
-        <w:t>"Guess I can't help it," Mr. Lee said.</w:t>
-        <w:br/>
-        <w:t xml:space="preserve"> </w:t>
-        <w:br/>
-        <w:t>Directorial Debut</w:t>
-        <w:br/>
-        <w:t>Sally Field, wearing blue jeans and an intensely focused gaze, watched through the monitors as several dozen fancifully dressed women -- including Minnie Driver in an abbreviated Indian maiden's costume, complete with feathered headdress -- pranced and sang across the stage of the Shubert Theater in Century City one recent afternoon. Ms. Field, a two-time Oscar-winning actress, was directing Ms. Driver in "Beautiful," which is to be Ms. Field's debut as a theatrical film director, though she has already been praised for some of her work on television -- "The Christmas Tree" in 1996, starring Julie Harris, and Episode 11 of the Tom Hanks-produced "From the Earth to the Moon," the part about the astronauts' wives, in 1998.</w:t>
-        <w:br/>
-        <w:t>Ms. Field (above) said she had gotten the itch to direct during the several years she was on the board of the Sundance Film Festival.</w:t>
-        <w:br/>
-        <w:t>"People would say, 'You've got to try this,' " she said. "I guess it was sort of drifting around my head."</w:t>
-        <w:br/>
-        <w:t>The film is about a tough, difficult working-class woman, played by Ms. Driver, who is obsessed with winning a major beauty pageant, even to the extent of neglecting her own family and her own deeper emotional needs. The sequence Ms. Field was shooting was a musical number from the pageant that is the culmination of the film.</w:t>
-        <w:br/>
-        <w:t>"It's called the Miss American Miss pageant, not the Miss America pageant," said Kate Driver, Minnie's sister and partner in Two Drivers Productions, which got the project going. "And it is supposed to be taking place in Long Beach, not in Atlantic City." The filmmakers are emphatic on this point, as they do not have the rights to use the term Miss America pageant for the film.</w:t>
-        <w:br/>
-        <w:t>Ms. Field said she was not drawn to the film by its setting in the beauty pageant world, but by the character played by Ms. Driver and by the working-class setting not so far removed from her own upbringing.</w:t>
-        <w:br/>
-        <w:t>"It's a comedy, but it's really a character study," Ms. Field said. "This woman is driven out of anger. She is not nice. She does not feel the need to be sweet."</w:t>
-        <w:br/>
-        <w:t>As an actress who has struggled with the Hollywood tendency to present women who are either saints or whores, Ms. Field said she was eager that her first film would be about a woman who was more complex and, perhaps, more demanding on audiences than the plastic female caricatures they are often given.</w:t>
-        <w:br/>
-        <w:t>"Beautiful" is to be released next spring by Destination Films.</w:t>
-        <w:br/>
-        <w:t>Ms. Driver said she had met with Ms. Field at the urging of the Creative Artists Agency, which represents them both.</w:t>
-        <w:br/>
-        <w:t>"It was the whole C.A.A.-meet-our-directors-first thing," Ms. Driver said.</w:t>
-        <w:br/>
-        <w:t>But she said there was little doubt that Ms. Field would be perfect as director as soon as they sat down and talked.</w:t>
-        <w:br/>
-        <w:t>"I had a woman in mind to do it, because I thought the story would be helped by that, and Sally seemed to really understand the story and the character immediately," Ms. Driver said. "And it's really been great. I really came to trust her choices. The way she speaks about acting is really the way I feel about acting, so simple and clear."</w:t>
-        <w:br/>
-        <w:t>Ms. Field said that working on the project had been fun for her, too, and that she hoped to direct more films, but also intended to continue acting.</w:t>
-        <w:br/>
-        <w:t>"The problem is that I think I'm finding at this point in my career that a lot of the things I'm being offered are like, hey, I did this already," Ms. Field said. "With directing, it's energizing, it's exciting, but it's also very hard and frightening."</w:t>
-        <w:br/>
-        <w:t xml:space="preserve"> </w:t>
-        <w:br/>
-        <w:t>Golf Cart Required</w:t>
-        <w:br/>
-        <w:t>Doug Wick was tooling around the Columbia front lot in his golf cart, peering into the open hangar doors of the studios.</w:t>
-        <w:br/>
-        <w:t>"It's really great to do this," he said. "I love going around the lot, seeing what's going on."</w:t>
-        <w:br/>
-        <w:t>Mr. Wick's Red Wagon Productions is housed on Columbia's Culver City lot, where it finds itself coincidentally responsible for a substantial chunk of the studio's holiday offerings. Mr. Wick (below, left) is a producer of both "Girl, Interrupted," starring Winona Ryder as a troubled young woman sent by her parents to a hospital for the mentally ill (James Mangold directs), and "Stuart Little," a part-live, part-animated adaptation of the E. B. White classic starring Geena Davis (Rob Minkoff directs). Both are due in December.</w:t>
-        <w:br/>
-        <w:t>He is also involved in post-production on his next film, Ridley Scott's "Gladiator," an epic set in ancient Rome starring Russell Crowe, scheduled for release next May. And he is in the final weeks of the shooting of "The Hollow Man," an invisible-man thriller starring Kevin Bacon and Elisabeth Shue that Paul Verhoeven is directing on the Columbia lot, which is due out next July. It's to that set that Mr. Wick is heading in his golf cart, but he can't resist poking his nose into the other soundstages.</w:t>
-        <w:br/>
-        <w:t>"It's kind of crazy, as you can imagine, with all of these films in the works," he said, slowing down to pass an open studio door that seemed to look into a dark woods somewhere in the Northeast, with a Victorian house nestled in the moonlight. "Hey, what's this?"</w:t>
-        <w:br/>
-        <w:t>He stopped the cart and chatted up one of the nearby craftsmen. It was the set of Robert Zemeckis's new film, "What Lies Beneath," starring Harrison Ford and Michelle Pfeiffer.</w:t>
-        <w:br/>
-        <w:t>"It's supposed to be Vermont," Mr. Wick reported. "This is great, isn't it?"</w:t>
-        <w:br/>
-        <w:t>Mr. Wick led the way through the labyrinthine "Hollow Man" set, meant to be a super-secret underground laboratory where Mr. Bacon's character, who has turned himself invisible, is hunting down his co-workers and killing them.</w:t>
-        <w:br/>
-        <w:t>"It's really amazing, isn't it?" Mr. Wick said. "It just twists around. I think this is the main laboratory." He opened the door. No, it was a storage closet. "Hmmm," he said, "It's around here somewhere." Bright orange exit signs were posted at almost every intersection. "We had to do that, because people were getting lost in here," Mr. Wick said.</w:t>
-        <w:br/>
-        <w:t>Mr. Verhoeven and Mr. Bacon were shooting a scene in which the invisible man (Mr. Bacon was in a blue costume that would be rendered barely visible in the smoky room by special effects) was about to perforate a co-worker with a crowbar.</w:t>
-        <w:br/>
-        <w:t>"This is great, isn't it?" Mr. Wick said as he watched one take, then another, fake blood spilling across the floor. "Let's go see what else is going on."</w:t>
+        <w:t>This would turn back to the clock to a time when communities could openly discriminate against poor and working-class residents. The court should reaffirm its 1983 decision, which held that municipalities had an obligation, through zoning, to help meet their region's need for affordable housing.</w:t>
         <w:br/>
         <w:br/>
-        <w:t>http://www.nytimes.com</w:t>
-        <w:br/>
-        <w:t>Correction</w:t>
-        <w:br/>
-        <w:br/>
-        <w:t>A brief report in the At the Movies column of Weekend on Nov. 12 about Ang Lee's "Ride With the Devil," which is to open in Los Angeles and New York on Wednesday, misstated the title of the novel on which the film is based. It is "Woe to Live On," not "Ride With the Devil."</w:t>
-        <w:br/>
-        <w:br/>
-        <w:t>Correction-Date: November 22, 1999, Monday</w:t>
-        <w:br/>
-        <w:br/>
-        <w:t>Graphic</w:t>
-        <w:br/>
-        <w:br/>
-        <w:t xml:space="preserve"> </w:t>
-        <w:br/>
-        <w:t>Photos</w:t>
+        <w:t>http://www.nytimes.com/2013/01/29/opinion/the-mount-laurel-doctrine.html</w:t>
       </w:r>
     </w:p>
     <w:sectPr>

--- a/example_articles/states/Virginia/3.states_Virginia_New_York_Times.docx
+++ b/example_articles/states/Virginia/3.states_Virginia_New_York_Times.docx
@@ -27,17 +27,17 @@
     </w:p>
     <w:p>
       <w:r>
-        <w:t>Source File: NYT/25.DOCX</w:t>
+        <w:t>Source file: NYT/25.DOCX</w:t>
       </w:r>
     </w:p>
     <w:p>
       <w:r>
-        <w:t>Raw locations result: ['Virginia']</w:t>
+        <w:t>Raw locations result, 'locations': ['Virginia']</w:t>
       </w:r>
     </w:p>
     <w:p>
       <w:r>
-        <w:t>states_stand_flat (Standardized): Virginia</w:t>
+        <w:t>Standardized locations result, 'states_stand_flat': Virginia</w:t>
       </w:r>
     </w:p>
     <w:p>

--- a/example_articles/states/Virginia/3.states_Virginia_New_York_Times.docx
+++ b/example_articles/states/Virginia/3.states_Virginia_New_York_Times.docx
@@ -7,7 +7,7 @@
         <w:pStyle w:val="Heading1"/>
       </w:pPr>
       <w:r>
-        <w:t>The Mount Laurel Doctrine</w:t>
+        <w:t>With Bold Museum, a Virginia City Aims for Visibility</w:t>
       </w:r>
     </w:p>
     <w:p>
@@ -17,17 +17,17 @@
     </w:p>
     <w:p>
       <w:r>
-        <w:t>Date: 2013-01-29</w:t>
+        <w:t>Date: 2007-12-29</w:t>
       </w:r>
     </w:p>
     <w:p>
       <w:r>
-        <w:t>Section: Section A; Column 0; Editorial Desk; Pg. 22; EDITORIAL</w:t>
+        <w:t>Section: Section A; Column 0; National Desk; Pg. 11</w:t>
       </w:r>
     </w:p>
     <w:p>
       <w:r>
-        <w:t>Source file: NYT/25.DOCX</w:t>
+        <w:t>Source file: NYT/37.DOCX</w:t>
       </w:r>
     </w:p>
     <w:p>
@@ -49,24 +49,74 @@
     </w:p>
     <w:p>
       <w:r>
-        <w:t>The New Jersey Supreme Court's 1983 ruling in the Mount Laurel fair-housing case is rightly regarded as one of the most important civil rights decisions of modern times. The ruling, which greatly influenced fair-housing policy across the nation, limited the use of exclusionary zoning as a means of preventing the construction of affordable housing in wealthy communities.</w:t>
+        <w:t>Since the 1980s, this old railroad and manufacturing city has been trying to transform itself into a magnet for white-collar families, who expect amenities like the ballet and symphonies.</w:t>
         <w:br/>
-        <w:t>The result was to encourage the construction of low- and moderate-income housing in the suburbs, giving less-well-off families access to starter homes, crime-free neighborhoods, good schools and solid jobs that are beyond the reach of people in the inner cities. Yet despite its clear benefits, Gov. Chris Christie and some wealthy communities have sought to weaken the law in two cases now before the court. The court should strongly reaffirm it.</w:t>
+        <w:t xml:space="preserve">  The downtown area has been revitalized, and wine bars, boutiques and condominiums have replaced empty storefronts.</w:t>
         <w:br/>
-        <w:t>The case dates back to the late-1960s, when a group of low-income African-Americans found themselves priced out of the increasingly expensive suburb of Mount Laurel, not far from Philadelphia. They sued after local authorities barred the construction of a small affordable-housing project. The court ruling, known as the Mount Laurel doctrine, not only barred localities from excluding affordable housing but said they had an affirmative obligation to provide zoning that allows a ''fair share'' of such housing based on growth, employment opportunities and income. ''If sound planning of an area allows the rich and middle class to live there, it must also realistically and practically allow the poor,'' the court said. ''And if the area will accommodate factories, it must also find space for workers.''</w:t>
+        <w:t xml:space="preserve">  The latest addition is the new $66 million Art Museum of Western Virginia, one of the most expensive and controversial projects in the city's history. The museum's avant-garde architecture is a gamble intended to put Roanoke on the nation's cultural map.</w:t>
         <w:br/>
-        <w:t>According to Douglas Massey, a sociologist at Princeton University, the Mount Laurel approach has led to the creation of 60,000 homes for low- and moderate-income working families, with another 40,000 units in the pipeline. He and his colleagues compared current and former residents of the Ethel Lawrence Homes, a Mount Laurel development that opened in 2000, with similar families who had applied for housing but wound up elsewhere.</w:t>
+        <w:t xml:space="preserve">  Nationwide, other mid-size cities, including Milwaukee and Biloxi, Miss., hope similarly bold museums will revitalize their downtowns, replicating the success of the Guggenheim Museum in Bilbao, Spain.</w:t>
         <w:br/>
-        <w:t>The study found that the development's residents had higher rates of employment and family income and significantly lower rates of welfare dependency. They were also more closely involved in educating their children, who did well academically, even though they had moved to more competitive schools. Surrounding property values did not go down, and taxes did not go up. The development blended in so well with the surrounding area that many people were not aware that it existed.</w:t>
+        <w:t xml:space="preserve">  ''Bilbao really opened people's eye because it was visible on the worldwide stage,'' said Jim Hackney, an Atlanta fund-raiser for new museums. </w:t>
         <w:br/>
-        <w:t>On Monday, Mr. Christie asked the court for permission to dismantle the independent state agency that oversees the Mount Laurel process and move its functions into the executive branch. This would defeat the will of the State Legislature, which intended the agency to be exempt from tampering and political pressure exerted by the executive.</w:t>
+        <w:t xml:space="preserve">  The Roanoke museum's zinc, glass and steel spires rise like an abstract sculpture as workers prepare for an opening next November. </w:t>
         <w:br/>
-        <w:t>Another case argued before the court in November focuses on a new approach to the ''fair share'' calculation favored by the governor and wealthy towns that would essentially allow localities to decide for themselves how much affordable housing would be built. The Fair Share Housing Center, an advocacy group, noted in a brief that the proposal would free hostile municipalities to build ''very few homes, or no homes at all.''</w:t>
+        <w:t xml:space="preserve">  Designed by the Los Angeles architect Randall Stout, a protege of Frank Gehry, the museum's architecture contrasts with the historic red-brick downtown with its farmers market, refurbished neon signs and faded billboards for powder-milk biscuits. </w:t>
         <w:br/>
-        <w:t>This would turn back to the clock to a time when communities could openly discriminate against poor and working-class residents. The court should reaffirm its 1983 decision, which held that municipalities had an obligation, through zoning, to help meet their region's need for affordable housing.</w:t>
+        <w:t xml:space="preserve">  Detractors liken its architecture to the ''wreck of the Flying Nun'' or the crash of a flying saucer, a mishmash of jutting angles. They express fears of operating shortfalls if the museum fails to draw the projected 500 visitors a day. But many Roanoke leaders are betting that the museum will be an economic engine for this city of 92,500, strengthening its arts community and increasing tourism.</w:t>
+        <w:br/>
+        <w:t xml:space="preserve">  Pam Floyd, who recently opened a gallery in a former tattoo parlor, said the 82,000-square-foot museum, first proposed in 1999 to replace a smaller museum, is itself a work of art. ''We knew that was going in across the street,'' Ms. Floyd said. ''I wanted to be downtown when the arts are a growing presence.''</w:t>
+        <w:br/>
+        <w:t xml:space="preserve">  Mayor Nelson Harris predicts that the new museum will draw people for repeated visits to this city, roughly halfway between Washington and Charlotte, N.C.</w:t>
+        <w:br/>
+        <w:t xml:space="preserve">  Georganne Bingham, the museum's executive director, wants to erase the perception that wealthy patrons foisted the museum on the city. She said modest admission fees of $7 to $9, school programs and family nights would attract local residents to the museum's 19th- and 20th-century American art and a special exhibit of Rembrandt paintings and etchings. </w:t>
+        <w:br/>
+        <w:t xml:space="preserve">  ''Art museums are usually considered elitist,'' Ms. Bingham said, ''but we're determined to break the feeling.'' </w:t>
+        <w:br/>
+        <w:t xml:space="preserve">  Mr. Stout, the architect, sees the museum as reflecting Appalachia's undulating hills, cascading waterfalls and linear rail lines. He said he thought it could contribute to the city's revival. </w:t>
+        <w:br/>
+        <w:t xml:space="preserve">  ''I hate to think one building takes the heat for transforming an entire city,'' he said, ''but I think it's a contributing factor to the cultural richness of the city.'' </w:t>
+        <w:br/>
+        <w:t xml:space="preserve">  Not everyone agrees. </w:t>
+        <w:br/>
+        <w:t xml:space="preserve">  ''It looks kind of weird,'' said Brenda Gooden, a payroll clerk and lifelong resident of Roanoke. ''And there's not much else here in Roanoke, so I doubt it'll be that much of a draw.''</w:t>
+        <w:br/>
+        <w:t xml:space="preserve">  Michelle Bennett, who has worked for several local arts organizations, said many residents feared that the museum's capital campaign had drained Roanoke's art patrons, leaving little money for the building's operations and other causes. </w:t>
+        <w:br/>
+        <w:t xml:space="preserve">  ''The money is so tight now,'' said Miki Overcast, a gallery owner. ''I wonder what will happen when they have to pay the heating and air-conditioning bills.'' </w:t>
+        <w:br/>
+        <w:t xml:space="preserve">  John Reburn, whose gift shop is next to the new museum, said sentiment softened this summer as the building took shape.</w:t>
+        <w:br/>
+        <w:t xml:space="preserve">  ''Because of my location, I get all of the nay-sayers and the happy museum people,'' Mr. Reburn said. ''In the last few months, even the locals who were grumpy stare at it. It's like children: you have to hand it to them before they appreciate the gift.''</w:t>
+        <w:br/>
+        <w:t xml:space="preserve">  The Milwaukee Museum of Art gained attention after a new pavilion designed by the Spanish architect Santiago Calatrava opened in May 2001. </w:t>
+        <w:br/>
+        <w:t xml:space="preserve">  Attendance surged initially, to nearly 540,000 in 2002 from 165,000 in 2000, before dropping to about 300,000 annually in recent years. </w:t>
+        <w:br/>
+        <w:t xml:space="preserve">  Russell Bowman, the museum's former director, said the $125 million pavilion helped residents see their working-class city in a more cosmopolitan light. But Mr. Bowman said he was not sure a building alone could transform a city into a tourist destination.</w:t>
+        <w:br/>
+        <w:t xml:space="preserve">  Curiosity seekers may come once, he said, but the trick is attracting repeat visitors.</w:t>
+        <w:br/>
+        <w:t xml:space="preserve">  ''Certainly, the challenge is to keep the interest alive through programs, exhibitions and events,'' Mr. Bowman said.</w:t>
+        <w:br/>
+        <w:t xml:space="preserve">  Private donations are covering most of the cost of Roanoke's new museum. Officials said $51 million of the project's $66 million cost had been raised from about 175 arts patrons. A $3 million endowment for operations has also been acquired. City, state and federal governments are providing $12 million. The city also donated the museum's one-acre site, valued at $1.1 million. </w:t>
+        <w:br/>
+        <w:t xml:space="preserve">  Nicholas F. Taubman, a Roanoke native who is the United States ambassador to Romania, and his wife, Jenny, who heads the museum's capital campaign, contributed $25 million. </w:t>
+        <w:br/>
+        <w:t xml:space="preserve">  ''I think the museum will be a hinge on which the economic future of downtown Roanoke will swing, as well as the region,'' Mr. Taubman said. ''It's just the right thing in the right place.''</w:t>
+        <w:br/>
+        <w:t xml:space="preserve">  Mr. Hackney, the Atlanta fund-raiser, said residents would embrace the new museum as it progressed from blueprints to steel beams. ''People hated the Eiffel Tower when it first went up, and now it is cherished,'' he said. ''I'm predicting the same turnaround in sentiment for Roanoke.''</w:t>
         <w:br/>
         <w:br/>
-        <w:t>http://www.nytimes.com/2013/01/29/opinion/the-mount-laurel-doctrine.html</w:t>
+        <w:t>http://www.nytimes.com</w:t>
+        <w:br/>
+        <w:br/>
+        <w:t>Graphic</w:t>
+        <w:br/>
+        <w:br/>
+        <w:t xml:space="preserve"> </w:t>
+        <w:br/>
+        <w:t>PHOTO: The new $66 million Art Museum of Western Virginia, designed by  Randall Stout and shown above, is scheduled to open in November in Roanoke, Va. City boosters have high hopes for it. (PHOTOGRAPH BY RANDALL STOUT ARCHITECTS)</w:t>
       </w:r>
     </w:p>
     <w:sectPr>

--- a/example_articles/states/Virginia/3.states_Virginia_New_York_Times.docx
+++ b/example_articles/states/Virginia/3.states_Virginia_New_York_Times.docx
@@ -7,7 +7,7 @@
         <w:pStyle w:val="Heading1"/>
       </w:pPr>
       <w:r>
-        <w:t>With Bold Museum, a Virginia City Aims for Visibility</w:t>
+        <w:t>The Drama Is Not Only at the Top of the Ballot</w:t>
       </w:r>
     </w:p>
     <w:p>
@@ -17,17 +17,17 @@
     </w:p>
     <w:p>
       <w:r>
-        <w:t>Date: 2007-12-29</w:t>
+        <w:t>Date: 2016-11-07</w:t>
       </w:r>
     </w:p>
     <w:p>
       <w:r>
-        <w:t>Section: Section A; Column 0; National Desk; Pg. 11</w:t>
+        <w:t>Section: Section A; Column 0; National Desk; Pg. 16</w:t>
       </w:r>
     </w:p>
     <w:p>
       <w:r>
-        <w:t>Source file: NYT/37.DOCX</w:t>
+        <w:t>Source file: NYT/29.DOCX</w:t>
       </w:r>
     </w:p>
     <w:p>
@@ -49,66 +49,94 @@
     </w:p>
     <w:p>
       <w:r>
-        <w:t>Since the 1980s, this old railroad and manufacturing city has been trying to transform itself into a magnet for white-collar families, who expect amenities like the ballet and symphonies.</w:t>
+        <w:t>Campaign 2016 is nearly over, to the relief of many Americans exhausted by the contentious, crazy and very consequential race between Hillary Clinton and Donald J. Trump. But the year of outlandish politics is not limited to the top of the ticket. Consider these contentious, crazy and somewhat less consequential races.</w:t>
         <w:br/>
-        <w:t xml:space="preserve">  The downtown area has been revitalized, and wine bars, boutiques and condominiums have replaced empty storefronts.</w:t>
+        <w:t xml:space="preserve">A tale of two Donalds, neither on the ballot </w:t>
         <w:br/>
-        <w:t xml:space="preserve">  The latest addition is the new $66 million Art Museum of Western Virginia, one of the most expensive and controversial projects in the city's history. The museum's avant-garde architecture is a gamble intended to put Roanoke on the nation's cultural map.</w:t>
+        <w:t xml:space="preserve">  The candidate is a self-funding billionaire and resort owner who vows to shake up the political establishment. He is accused of not paying taxes, and is not one to mince words. When his opponent ran an ad he did not like, he had this to say: ''That's complete dog snot!''</w:t>
         <w:br/>
-        <w:t xml:space="preserve">  Nationwide, other mid-size cities, including Milwaukee and Biloxi, Miss., hope similarly bold museums will revitalize their downtowns, replicating the success of the Guggenheim Museum in Bilbao, Spain.</w:t>
+        <w:t xml:space="preserve">  No, it is not Mr. Trump. The candidate is Jim Justice, a mining company executive and owner of the Greenbrier resort, now running as a Democrat for governor. And he is drawing unfavorable comparisons to a second Donald: Donald Blankenship, his fellow West Virginia coal baron.</w:t>
         <w:br/>
-        <w:t xml:space="preserve">  ''Bilbao really opened people's eye because it was visible on the worldwide stage,'' said Jim Hackney, an Atlanta fund-raiser for new museums. </w:t>
+        <w:t xml:space="preserve">  Like Mr. Blankenship, convicted this year of violating mine safety standards, Mr. Justice has also been accused of shoddy mine management. An investigative report by National Public Radio described him as ''the nation's top mine safety delinquent,'' and also found his companies owed $15 million in delinquent taxes and mine safety penalties -- allegations a spokesman for Mr. Justice dismissed as the product of ''the political silly season.''</w:t>
         <w:br/>
-        <w:t xml:space="preserve">  The Roanoke museum's zinc, glass and steel spires rise like an abstract sculpture as workers prepare for an opening next November. </w:t>
+        <w:t xml:space="preserve">  Despite all of this, The Charleston Gazette endorsed him over Bill Cole, the Republican candidate and the president of the State Senate.</w:t>
         <w:br/>
-        <w:t xml:space="preserve">  Designed by the Los Angeles architect Randall Stout, a protege of Frank Gehry, the museum's architecture contrasts with the historic red-brick downtown with its farmers market, refurbished neon signs and faded billboards for powder-milk biscuits. </w:t>
+        <w:t xml:space="preserve">  But it was hardly a ringing endorsement. It called Mr. Justice ''the best of a questionable lot.''</w:t>
         <w:br/>
-        <w:t xml:space="preserve">  Detractors liken its architecture to the ''wreck of the Flying Nun'' or the crash of a flying saucer, a mishmash of jutting angles. They express fears of operating shortfalls if the museum fails to draw the projected 500 visitors a day. But many Roanoke leaders are betting that the museum will be an economic engine for this city of 92,500, strengthening its arts community and increasing tourism.</w:t>
+        <w:t xml:space="preserve">  Do you like your Tea (Party) organic?</w:t>
         <w:br/>
-        <w:t xml:space="preserve">  Pam Floyd, who recently opened a gallery in a former tattoo parlor, said the 82,000-square-foot museum, first proposed in 1999 to replace a smaller museum, is itself a work of art. ''We knew that was going in across the street,'' Ms. Floyd said. ''I wanted to be downtown when the arts are a growing presence.''</w:t>
+        <w:t xml:space="preserve">  When is a Tea Party candidate not a Republican? When he runs as a Democrat.</w:t>
         <w:br/>
-        <w:t xml:space="preserve">  Mayor Nelson Harris predicts that the new museum will draw people for repeated visits to this city, roughly halfway between Washington and Charlotte, N.C.</w:t>
+        <w:t xml:space="preserve">  Pennsylvania's Ninth Congressional District, in the central and southwestern part of the state, has long been a safe Republican seat. Bud Shuster held it from 1973 to 2001; his son, Bill, has held the seat since then. That is more than four decades of single-family Republican control.</w:t>
         <w:br/>
-        <w:t xml:space="preserve">  Georganne Bingham, the museum's executive director, wants to erase the perception that wealthy patrons foisted the museum on the city. She said modest admission fees of $7 to $9, school programs and family nights would attract local residents to the museum's 19th- and 20th-century American art and a special exhibit of Rembrandt paintings and etchings. </w:t>
+        <w:t xml:space="preserve">  Some members of the party -- including Art Halvorson, a retired Coast Guard captain who calls himself a ''conservative Christian, Tea Party-backed Republican'' -- are unhappy about this. Mr. Halvorson lost to Mr. Shuster in a primary, but 1,069 ticked-off voters wrote his name in on the Democratic side. So the Tea Party Republican is the Democratic nominee.</w:t>
         <w:br/>
-        <w:t xml:space="preserve">  ''Art museums are usually considered elitist,'' Ms. Bingham said, ''but we're determined to break the feeling.'' </w:t>
+        <w:t xml:space="preserve">  ''I call it organic because I didn't even ask for it,'' Mr. Halvorson said, after the primary's surprise.</w:t>
         <w:br/>
-        <w:t xml:space="preserve">  Mr. Stout, the architect, sees the museum as reflecting Appalachia's undulating hills, cascading waterfalls and linear rail lines. He said he thought it could contribute to the city's revival. </w:t>
+        <w:t xml:space="preserve">  Voters are confused.</w:t>
         <w:br/>
-        <w:t xml:space="preserve">  ''I hate to think one building takes the heat for transforming an entire city,'' he said, ''but I think it's a contributing factor to the cultural richness of the city.'' </w:t>
+        <w:t xml:space="preserve">  ''Some of Halvorson's own voters may abandon him, because they can't stomach voting for a Democrat,'' said David Wasserman, who tracks House races for the nonpartisan Cook Political Report. ''But he'll win some Democrats, who don't know he's a Tea Party candidate.''</w:t>
         <w:br/>
-        <w:t xml:space="preserve">  Not everyone agrees. </w:t>
+        <w:t xml:space="preserve">  Nine political lives, and counting</w:t>
         <w:br/>
-        <w:t xml:space="preserve">  ''It looks kind of weird,'' said Brenda Gooden, a payroll clerk and lifelong resident of Roanoke. ''And there's not much else here in Roanoke, so I doubt it'll be that much of a draw.''</w:t>
+        <w:t xml:space="preserve">  A defense lawyer, Joseph D. Morrissey, 59, lost his law license for most of the 2000s after a series of reprimands and suspensions over ethics and conduct issues. And in 2014, Mr. Morrissey was sentenced to jail time -- he spent nights there for three months -- after having a sexual relationship with a teenager employed in his law office. The woman, now 20, became his wife.</w:t>
         <w:br/>
-        <w:t xml:space="preserve">  Michelle Bennett, who has worked for several local arts organizations, said many residents feared that the museum's capital campaign had drained Roanoke's art patrons, leaving little money for the building's operations and other causes. </w:t>
+        <w:t xml:space="preserve">  Mr. Morrissey, a former Virginia state lawmaker, is running for mayor of Richmond.</w:t>
         <w:br/>
-        <w:t xml:space="preserve">  ''The money is so tight now,'' said Miki Overcast, a gallery owner. ''I wonder what will happen when they have to pay the heating and air-conditioning bills.'' </w:t>
+        <w:t xml:space="preserve">  He has been able to draw from a strong base of support among black and working-class voters, driven by his charisma and familiarity, and is a top contender in a crowded field.</w:t>
         <w:br/>
-        <w:t xml:space="preserve">  John Reburn, whose gift shop is next to the new museum, said sentiment softened this summer as the building took shape.</w:t>
+        <w:t xml:space="preserve">  ''You start to say, my gosh, how does this guy keep coming out of the ashes?'' said Dan Palazzolo, a professor of political science at the University of Richmond.</w:t>
         <w:br/>
-        <w:t xml:space="preserve">  ''Because of my location, I get all of the nay-sayers and the happy museum people,'' Mr. Reburn said. ''In the last few months, even the locals who were grumpy stare at it. It's like children: you have to hand it to them before they appreciate the gift.''</w:t>
+        <w:t xml:space="preserve">  But accusations have piled up. Late last month, The Richmond Times-Dispatch reported that Mr. Morrissey was accused of exposing himself to a client of his law firm in February. (Mr. Morrissey said they exchanged ''flirtatious text messages'' but denied further impropriety.) And Democratic officials filed complaints against him over sample ballots mailed to voters by his campaign that seemed, erroneously, to suggest he is their preferred candidate.</w:t>
         <w:br/>
-        <w:t xml:space="preserve">  The Milwaukee Museum of Art gained attention after a new pavilion designed by the Spanish architect Santiago Calatrava opened in May 2001. </w:t>
+        <w:t xml:space="preserve">  But Richmond's odd election rules could favor a candidate with localized support, which Mr. Morrissey has. A candidate must win five of the city's nine districts to declare victory on Election Day. If that does not happen, there is a runoff.</w:t>
         <w:br/>
-        <w:t xml:space="preserve">  Attendance surged initially, to nearly 540,000 in 2002 from 165,000 in 2000, before dropping to about 300,000 annually in recent years. </w:t>
+        <w:t xml:space="preserve">  ''It's astounding,'' Mr. Palazzolo said. ''He could be our mayor.''</w:t>
         <w:br/>
-        <w:t xml:space="preserve">  Russell Bowman, the museum's former director, said the $125 million pavilion helped residents see their working-class city in a more cosmopolitan light. But Mr. Bowman said he was not sure a building alone could transform a city into a tourist destination.</w:t>
+        <w:t xml:space="preserve">  3.6 million YouTube views -- but how many votes?</w:t>
         <w:br/>
-        <w:t xml:space="preserve">  Curiosity seekers may come once, he said, but the trick is attracting repeat visitors.</w:t>
+        <w:t xml:space="preserve">  The wife of a candidate for county commissioner in Travis County, Tex., looked at the camera dryly as her husband nattered incessantly about details of county policy.</w:t>
         <w:br/>
-        <w:t xml:space="preserve">  ''Certainly, the challenge is to keep the interest alive through programs, exhibitions and events,'' Mr. Bowman said.</w:t>
+        <w:t xml:space="preserve">  ''Please re-elect Gerald'' to get him out of the house, pleaded Charlyn Daugherty. ''Please.''</w:t>
         <w:br/>
-        <w:t xml:space="preserve">  Private donations are covering most of the cost of Roanoke's new museum. Officials said $51 million of the project's $66 million cost had been raised from about 175 arts patrons. A $3 million endowment for operations has also been acquired. City, state and federal governments are providing $12 million. The city also donated the museum's one-acre site, valued at $1.1 million. </w:t>
+        <w:t xml:space="preserve">  It was a wink at the wonkiest kind of public service, and the video garnered millions of views on YouTube and Facebook, marking a surreal turn for an obscure local race.</w:t>
         <w:br/>
-        <w:t xml:space="preserve">  Nicholas F. Taubman, a Roanoke native who is the United States ambassador to Romania, and his wife, Jenny, who heads the museum's capital campaign, contributed $25 million. </w:t>
+        <w:t xml:space="preserve">  It was a strategic gambit for a down-ballot Republican in unfriendly territory, since Travis County, which contains Austin, is reliably Democratic. Before the ad, ''even people who vote for him couldn't point him out of a crowd,'' said Brandon Rottinghaus, a professor of political science at the University of Houston.</w:t>
         <w:br/>
-        <w:t xml:space="preserve">  ''I think the museum will be a hinge on which the economic future of downtown Roanoke will swing, as well as the region,'' Mr. Taubman said. ''It's just the right thing in the right place.''</w:t>
+        <w:t xml:space="preserve">  Mr. Rottinghaus said early voting in Travis County has already smashed its record from 2012. The question now is whether Democratic voters will cross party lines for Mr. Daugherty.</w:t>
         <w:br/>
-        <w:t xml:space="preserve">  Mr. Hackney, the Atlanta fund-raiser, said residents would embrace the new museum as it progressed from blueprints to steel beams. ''People hated the Eiffel Tower when it first went up, and now it is cherished,'' he said. ''I'm predicting the same turnaround in sentiment for Roanoke.''</w:t>
+        <w:t xml:space="preserve">  But if he loses, he can still talk politics with (or at) his wife.</w:t>
+        <w:br/>
+        <w:t xml:space="preserve">  ''You know,'' he says in the ad, as she rolls her eyes, ''I think I like helping around the house here.''</w:t>
+        <w:br/>
+        <w:t xml:space="preserve">  The millionaire and the ex-beauty queen</w:t>
+        <w:br/>
+        <w:t xml:space="preserve">  After a wealthy venture capitalist moved to Indiana and immediately began running for Congress, the big question echoed from The Indianapolis Star newspaper, like a rhyming couplet from Dr. Seuss: ''And, by the way, who is this new Hoosier who calls himself Trey?''</w:t>
+        <w:br/>
+        <w:t xml:space="preserve">  The new Hoosier is Joseph Albert ''Trey'' Hollingsworth III, 33, who grew up in Tennessee and is worth at least $58 million, according to the newspaper. Last year, he moved to Jeffersonville, Ind., and began lending himself nearly $2 million to run for the open seat in the reliably Republican Ninth District.</w:t>
+        <w:br/>
+        <w:t xml:space="preserve">  Mr. Hollingsworth prevailed over a crowded field of primary opponents and is now up to $2.77 million in total loans. He faces Shelli Yoder, a former Miss Indiana and current council member in Monroe County, Ind., for the general election.</w:t>
+        <w:br/>
+        <w:t xml:space="preserve">  The partisan demographics may help Mr. Hollingsworth, but Ms. Yoder has made it a close race by playing up the carpetbagger theme. ''It's a Hoosier District,'' reads Ms. Yoder's website, ''and it can't be bought.''</w:t>
+        <w:br/>
+        <w:t xml:space="preserve">  A gloves-off race</w:t>
+        <w:br/>
+        <w:t xml:space="preserve">  It was a normal Beast Fest in Bladenboro, N.C.: The car show, the craft vendors, the Howl-O-Ween dog costume contest. But, the festival, as the local paper put it, ''brought out the beast in two attendees.''</w:t>
+        <w:br/>
+        <w:t xml:space="preserve">  The attendees in question? The Democrat, Tim Benton, and the Republican, Brenden Jones, running for the State House's 46th District, whose encounter ended in claims of fisticuffs.</w:t>
+        <w:br/>
+        <w:t xml:space="preserve">  ''He sucker-punched me in the face,'' Mr. Jones told WLOX.</w:t>
+        <w:br/>
+        <w:t xml:space="preserve">  Mr. Jones, who believes his opponent was angry about an advertisement comparing him to Mrs. Clinton, filed a criminal summons against Mr. Benton.</w:t>
+        <w:br/>
+        <w:t xml:space="preserve">  Mr. Benton said he was falsely accused, and accused Mr. Jones in turn: ''He assaulted me, and I defended myself.''</w:t>
+        <w:br/>
+        <w:t xml:space="preserve">  No matter who wins their race, the two candidates could meet again -- in court.</w:t>
+        <w:br/>
+        <w:t xml:space="preserve">  Find out what you need to know about the 2016 presidential race today, and get politics news updates via Facebook, Twitter and the First Draft newsletter.</w:t>
         <w:br/>
         <w:br/>
-        <w:t>http://www.nytimes.com</w:t>
+        <w:t>http://www.nytimes.com/2016/11/07/us/the-drama-down-the-ballot-2016s-other-wild-races.html</w:t>
         <w:br/>
         <w:br/>
         <w:t>Graphic</w:t>
@@ -116,7 +144,9 @@
         <w:br/>
         <w:t xml:space="preserve"> </w:t>
         <w:br/>
-        <w:t>PHOTO: The new $66 million Art Museum of Western Virginia, designed by  Randall Stout and shown above, is scheduled to open in November in Roanoke, Va. City boosters have high hopes for it. (PHOTOGRAPH BY RANDALL STOUT ARCHITECTS)</w:t>
+        <w:t>PHOTOS: Joseph D. Morrissey, right, who was jailed for a sexual relationship with a teenager, campaigning for mayor in Richmond, Va. (PHOTOGRAPH BY STEVE HELBER/ASSOCIATED PRESS)</w:t>
+        <w:br/>
+        <w:t xml:space="preserve"> Art Halvorson</w:t>
       </w:r>
     </w:p>
     <w:sectPr>

--- a/example_articles/states/Virginia/3.states_Virginia_New_York_Times.docx
+++ b/example_articles/states/Virginia/3.states_Virginia_New_York_Times.docx
@@ -7,7 +7,7 @@
         <w:pStyle w:val="Heading1"/>
       </w:pPr>
       <w:r>
-        <w:t>The Drama Is Not Only at the Top of the Ballot</w:t>
+        <w:t>He Talks Like Trump, but It Wasn't Enough to Win Over West Virginians</w:t>
       </w:r>
     </w:p>
     <w:p>
@@ -17,22 +17,22 @@
     </w:p>
     <w:p>
       <w:r>
-        <w:t>Date: 2016-11-07</w:t>
+        <w:t>Date: 2018-11-09</w:t>
       </w:r>
     </w:p>
     <w:p>
       <w:r>
-        <w:t>Section: Section A; Column 0; National Desk; Pg. 16</w:t>
+        <w:t>Section: Section A; Column 0; National Desk; Pg. 12</w:t>
       </w:r>
     </w:p>
     <w:p>
       <w:r>
-        <w:t>Source file: NYT/29.DOCX</w:t>
+        <w:t>Source file: NYT/21.DOCX</w:t>
       </w:r>
     </w:p>
     <w:p>
       <w:r>
-        <w:t>Raw locations result, 'locations': ['Virginia']</w:t>
+        <w:t>Raw locations result, 'locations': ['West Virginia']</w:t>
       </w:r>
     </w:p>
     <w:p>
@@ -49,94 +49,62 @@
     </w:p>
     <w:p>
       <w:r>
-        <w:t>Campaign 2016 is nearly over, to the relief of many Americans exhausted by the contentious, crazy and very consequential race between Hillary Clinton and Donald J. Trump. But the year of outlandish politics is not limited to the top of the ticket. Consider these contentious, crazy and somewhat less consequential races.</w:t>
+        <w:t>LOGAN, W.Va. -- Richard Ojeda presented himself as a new face of the Democratic Party: a tough guy in combat boots whose economic populism was the key to flipping coal country and maybe -- just maybe -- a model for winning in rural America in the age of Donald J. Trump.</w:t>
         <w:br/>
-        <w:t xml:space="preserve">A tale of two Donalds, neither on the ballot </w:t>
+        <w:t xml:space="preserve">For a moment, Mr. Ojeda seemed poised to pull it off. He channeled West Virginia's union roots when he championed a statewide teachers' strike earlier this year. He had a plain-speaking, almost Trump-like style that attracted attention and money, drawing more than $2 million in donations from around the country. </w:t>
         <w:br/>
-        <w:t xml:space="preserve">  The candidate is a self-funding billionaire and resort owner who vows to shake up the political establishment. He is accused of not paying taxes, and is not one to mince words. When his opponent ran an ad he did not like, he had this to say: ''That's complete dog snot!''</w:t>
+        <w:t xml:space="preserve">  But on Tuesday he lost badly, taking just two out of the 18 counties that make up the Third Congressional District, a swath in the southern coal fields that is home to Mr. Ojeda and many of the teachers he supported. He even lost his home county, Logan, by 24 points.</w:t>
         <w:br/>
-        <w:t xml:space="preserve">  No, it is not Mr. Trump. The candidate is Jim Justice, a mining company executive and owner of the Greenbrier resort, now running as a Democrat for governor. And he is drawing unfavorable comparisons to a second Donald: Donald Blankenship, his fellow West Virginia coal baron.</w:t>
+        <w:t xml:space="preserve">  ''I was absolutely slapped in the face when I saw the totals,'' said Heather Ritter, a school librarian and supporter of Mr. Ojeda, the day after the election.</w:t>
         <w:br/>
-        <w:t xml:space="preserve">  Like Mr. Blankenship, convicted this year of violating mine safety standards, Mr. Justice has also been accused of shoddy mine management. An investigative report by National Public Radio described him as ''the nation's top mine safety delinquent,'' and also found his companies owed $15 million in delinquent taxes and mine safety penalties -- allegations a spokesman for Mr. Justice dismissed as the product of ''the political silly season.''</w:t>
+        <w:t xml:space="preserve">  She added, ''I don't think people understand what's just happened and the gravity of this.''</w:t>
         <w:br/>
-        <w:t xml:space="preserve">  Despite all of this, The Charleston Gazette endorsed him over Bill Cole, the Republican candidate and the president of the State Senate.</w:t>
+        <w:t xml:space="preserve">  While the Democrats succeeded in winning back the House -- and Senator Joe Manchin III of West Virginia managed to hang onto his seat -- the magnitude of Mr. Ojeda's loss served as a stinging reminder to Democrats of the enduring power of Mr. Trump in rural parts of the country, particularly in Appalachia.</w:t>
         <w:br/>
-        <w:t xml:space="preserve">  But it was hardly a ringing endorsement. It called Mr. Justice ''the best of a questionable lot.''</w:t>
+        <w:t xml:space="preserve">  Mr. Ojeda's supporters expected him to become a major force on the national stage, an important corrective to past mistakes when Democrats did not listen to working-class voters. Instead, he was dragged down by the undertow of nationalized politics -- with Mr. Trump making many visits to West Virginia and supporting Mr. Ojeda's opponent, Carol Miller, whose main appeal to voters appeared to be her connection to the president.</w:t>
         <w:br/>
-        <w:t xml:space="preserve">  Do you like your Tea (Party) organic?</w:t>
+        <w:t xml:space="preserve">  Antipathy toward Mr. Trump helped drive record turnout in some parts of the country, but many voters also came out to support the president. This was especially true in West Virginia, where more than 47 percent of the state's registered voters turned out on Tuesday -- significantly more than in recent midterm years, according to the West Virginia secretary of state. In 51 interviews in five different towns in the district where Mr. Ojeda ran, a majority of voters said they turned out to defend the president.</w:t>
         <w:br/>
-        <w:t xml:space="preserve">  When is a Tea Party candidate not a Republican? When he runs as a Democrat.</w:t>
+        <w:t xml:space="preserve">  Dennis McCloud, a retired coal miner in the tiny town of Dingess, said he was voting for the first time in a midterm election. He said he had come to show support for Mr. Trump, who he said had been besieged by the news media and Democrats.</w:t>
         <w:br/>
-        <w:t xml:space="preserve">  Pennsylvania's Ninth Congressional District, in the central and southwestern part of the state, has long been a safe Republican seat. Bud Shuster held it from 1973 to 2001; his son, Bill, has held the seat since then. That is more than four decades of single-family Republican control.</w:t>
+        <w:t xml:space="preserve">  ''If he says this cone is red, they'll say it's blue,'' said Mr. McCloud, 65, pointing to a traffic cone on the sidewalk as he stood outside an elementary school in Dingess, where he had just voted for Ms. Miller, a candidate he said he hadn't heard much about.</w:t>
         <w:br/>
-        <w:t xml:space="preserve">  Some members of the party -- including Art Halvorson, a retired Coast Guard captain who calls himself a ''conservative Christian, Tea Party-backed Republican'' -- are unhappy about this. Mr. Halvorson lost to Mr. Shuster in a primary, but 1,069 ticked-off voters wrote his name in on the Democratic side. So the Tea Party Republican is the Democratic nominee.</w:t>
+        <w:t xml:space="preserve">  ''I never felt this strongly about a president before,'' said Mr. McCloud, who was about to go celebrate his birthday -- and his vote -- with a steak.</w:t>
         <w:br/>
-        <w:t xml:space="preserve">  ''I call it organic because I didn't even ask for it,'' Mr. Halvorson said, after the primary's surprise.</w:t>
+        <w:t xml:space="preserve">  Social media also seems to have played a role in Mr. Ojeda's loss. Supporters point to a flurry of activity on Facebook with doctored photographs aimed at discrediting him. In one, Mr. Ojeda is sitting in a chair in front of his campaign sign smiling and holding cash like a fan. In another, a Facebook page called Veterans Against Richard Ojeda featured a picture of him altered to look like he was in makeup, pink fatigues and a pink beret.</w:t>
         <w:br/>
-        <w:t xml:space="preserve">  Voters are confused.</w:t>
+        <w:t xml:space="preserve">  Matt Stanley, a school administrator who was staring in disbelief at the election results at Mr. Ojeda's election night party, said he saw them as a grim sign for the American political system.</w:t>
         <w:br/>
-        <w:t xml:space="preserve">  ''Some of Halvorson's own voters may abandon him, because they can't stomach voting for a Democrat,'' said David Wasserman, who tracks House races for the nonpartisan Cook Political Report. ''But he'll win some Democrats, who don't know he's a Tea Party candidate.''</w:t>
+        <w:t xml:space="preserve">  ''It's just disgusting that social media rules,'' he said. ''What he says they don't believe, but what they see on the computer, they do believe. Explain that to me. I can't wrap my head around it.''</w:t>
         <w:br/>
-        <w:t xml:space="preserve">  Nine political lives, and counting</w:t>
+        <w:t xml:space="preserve">  Of Ms. Miller, he said: ''She didn't show up to anything. She didn't have to.''</w:t>
         <w:br/>
-        <w:t xml:space="preserve">  A defense lawyer, Joseph D. Morrissey, 59, lost his law license for most of the 2000s after a series of reprimands and suspensions over ethics and conduct issues. And in 2014, Mr. Morrissey was sentenced to jail time -- he spent nights there for three months -- after having a sexual relationship with a teenager employed in his law office. The woman, now 20, became his wife.</w:t>
+        <w:t xml:space="preserve">  Ms. Miller, a state delegate, was relatively unknown among voters and mostly avoided interviews and open public appearances during the campaign. Even the men sitting in lawn chairs behind a large sign that urged voters in Dingess to choose Ms. Miller were thin on details about their candidate.</w:t>
         <w:br/>
-        <w:t xml:space="preserve">  Mr. Morrissey, a former Virginia state lawmaker, is running for mayor of Richmond.</w:t>
+        <w:t xml:space="preserve">  ''Don't know that much about her to be honest with you,'' said Hayden Hannah, 70, a retired timber worker, ''but she stands for Trump and that's enough for me.''</w:t>
         <w:br/>
-        <w:t xml:space="preserve">  He has been able to draw from a strong base of support among black and working-class voters, driven by his charisma and familiarity, and is a top contender in a crowded field.</w:t>
+        <w:t xml:space="preserve">  One of Ms. Miller's campaign ads says she's a bison farmer who has supported legislation to make the Bible the official book of West Virginia. Her financial disclosure forms show her household controls a businesses that include real estate, car dealerships, and other investment assets worth $11 million.</w:t>
         <w:br/>
-        <w:t xml:space="preserve">  ''You start to say, my gosh, how does this guy keep coming out of the ashes?'' said Dan Palazzolo, a professor of political science at the University of Richmond.</w:t>
+        <w:t xml:space="preserve">  Ms. Miller did not respond to requests for comment on Thursday.</w:t>
         <w:br/>
-        <w:t xml:space="preserve">  But accusations have piled up. Late last month, The Richmond Times-Dispatch reported that Mr. Morrissey was accused of exposing himself to a client of his law firm in February. (Mr. Morrissey said they exchanged ''flirtatious text messages'' but denied further impropriety.) And Democratic officials filed complaints against him over sample ballots mailed to voters by his campaign that seemed, erroneously, to suggest he is their preferred candidate.</w:t>
+        <w:t xml:space="preserve">  Some voters said Mr. Ojeda had himself to blame for the poor showing. Carl Blevins, a retired coal miner in Chapmanville who said he did not like Mr. Trump and his style, said he also did not support Mr. Ojeda for some of the same reasons.</w:t>
         <w:br/>
-        <w:t xml:space="preserve">  But Richmond's odd election rules could favor a candidate with localized support, which Mr. Morrissey has. A candidate must win five of the city's nine districts to declare victory on Election Day. If that does not happen, there is a runoff.</w:t>
+        <w:t xml:space="preserve">  ''He was his own worst enemy,'' Mr. Blevins said, sitting with a group of friends on Wednesday at Tudor's Biscuit World. ''There's an arrogance, like he knows more than the rest of us.''</w:t>
         <w:br/>
-        <w:t xml:space="preserve">  ''It's astounding,'' Mr. Palazzolo said. ''He could be our mayor.''</w:t>
+        <w:t xml:space="preserve">  Mr. Trump made a number of trips to West Virginia to stump for Republicans, most recently last Friday. He has singled out Mr. Ojeda personally, calling him ''stone-cold crazy'' and ''a total wacko.''</w:t>
         <w:br/>
-        <w:t xml:space="preserve">  3.6 million YouTube views -- but how many votes?</w:t>
+        <w:t xml:space="preserve">  Mary Frances, a 78-year-old from Dingess, said she had come to vote for the sole purpose of supporting the president. She said she supported Ms. Miller, even though she did not know much about her.</w:t>
         <w:br/>
-        <w:t xml:space="preserve">  The wife of a candidate for county commissioner in Travis County, Tex., looked at the camera dryly as her husband nattered incessantly about details of county policy.</w:t>
+        <w:t xml:space="preserve">  ''There are too many crooked politicians -- one is about as good as the next one,'' she said. But Mr. Trump was different, she said, and he was protecting the country, including from the caravan of migrants, a large traveling group that moved from Central America into Mexico last month. ''If all those people come in here it will decimate this country,'' Ms. Frances said.</w:t>
         <w:br/>
-        <w:t xml:space="preserve">  ''Please re-elect Gerald'' to get him out of the house, pleaded Charlyn Daugherty. ''Please.''</w:t>
+        <w:t xml:space="preserve">  On Tuesday night, Mr. Ojeda pledged to keep fighting, but also pondered whether it was even possible for a Democrat to win in West Virginia's Third Congressional District, which Mr. Trump won by nearly 50 points in 2016.</w:t>
         <w:br/>
-        <w:t xml:space="preserve">  It was a wink at the wonkiest kind of public service, and the video garnered millions of views on YouTube and Facebook, marking a surreal turn for an obscure local race.</w:t>
+        <w:t xml:space="preserve">  ''Look, I really don't know what to say,'' he said. ''I'm not happy with the outcome, but I'm telling you right now, any place else in the United States of America we would have won. Anyplace else. We just happened to run in the reddest -- and I hate to say this -- an area where people just completely will fall for what we just had.''</w:t>
         <w:br/>
-        <w:t xml:space="preserve">  It was a strategic gambit for a down-ballot Republican in unfriendly territory, since Travis County, which contains Austin, is reliably Democratic. Before the ad, ''even people who vote for him couldn't point him out of a crowd,'' said Brandon Rottinghaus, a professor of political science at the University of Houston.</w:t>
-        <w:br/>
-        <w:t xml:space="preserve">  Mr. Rottinghaus said early voting in Travis County has already smashed its record from 2012. The question now is whether Democratic voters will cross party lines for Mr. Daugherty.</w:t>
-        <w:br/>
-        <w:t xml:space="preserve">  But if he loses, he can still talk politics with (or at) his wife.</w:t>
-        <w:br/>
-        <w:t xml:space="preserve">  ''You know,'' he says in the ad, as she rolls her eyes, ''I think I like helping around the house here.''</w:t>
-        <w:br/>
-        <w:t xml:space="preserve">  The millionaire and the ex-beauty queen</w:t>
-        <w:br/>
-        <w:t xml:space="preserve">  After a wealthy venture capitalist moved to Indiana and immediately began running for Congress, the big question echoed from The Indianapolis Star newspaper, like a rhyming couplet from Dr. Seuss: ''And, by the way, who is this new Hoosier who calls himself Trey?''</w:t>
-        <w:br/>
-        <w:t xml:space="preserve">  The new Hoosier is Joseph Albert ''Trey'' Hollingsworth III, 33, who grew up in Tennessee and is worth at least $58 million, according to the newspaper. Last year, he moved to Jeffersonville, Ind., and began lending himself nearly $2 million to run for the open seat in the reliably Republican Ninth District.</w:t>
-        <w:br/>
-        <w:t xml:space="preserve">  Mr. Hollingsworth prevailed over a crowded field of primary opponents and is now up to $2.77 million in total loans. He faces Shelli Yoder, a former Miss Indiana and current council member in Monroe County, Ind., for the general election.</w:t>
-        <w:br/>
-        <w:t xml:space="preserve">  The partisan demographics may help Mr. Hollingsworth, but Ms. Yoder has made it a close race by playing up the carpetbagger theme. ''It's a Hoosier District,'' reads Ms. Yoder's website, ''and it can't be bought.''</w:t>
-        <w:br/>
-        <w:t xml:space="preserve">  A gloves-off race</w:t>
-        <w:br/>
-        <w:t xml:space="preserve">  It was a normal Beast Fest in Bladenboro, N.C.: The car show, the craft vendors, the Howl-O-Ween dog costume contest. But, the festival, as the local paper put it, ''brought out the beast in two attendees.''</w:t>
-        <w:br/>
-        <w:t xml:space="preserve">  The attendees in question? The Democrat, Tim Benton, and the Republican, Brenden Jones, running for the State House's 46th District, whose encounter ended in claims of fisticuffs.</w:t>
-        <w:br/>
-        <w:t xml:space="preserve">  ''He sucker-punched me in the face,'' Mr. Jones told WLOX.</w:t>
-        <w:br/>
-        <w:t xml:space="preserve">  Mr. Jones, who believes his opponent was angry about an advertisement comparing him to Mrs. Clinton, filed a criminal summons against Mr. Benton.</w:t>
-        <w:br/>
-        <w:t xml:space="preserve">  Mr. Benton said he was falsely accused, and accused Mr. Jones in turn: ''He assaulted me, and I defended myself.''</w:t>
-        <w:br/>
-        <w:t xml:space="preserve">  No matter who wins their race, the two candidates could meet again -- in court.</w:t>
-        <w:br/>
-        <w:t xml:space="preserve">  Find out what you need to know about the 2016 presidential race today, and get politics news updates via Facebook, Twitter and the First Draft newsletter.</w:t>
+        <w:t xml:space="preserve">  He added: ''We had a president who came down here and said 'Hey, I want you all to vote for her.' They didn't look and say, 'Why should we vote for her?'''</w:t>
         <w:br/>
         <w:br/>
-        <w:t>http://www.nytimes.com/2016/11/07/us/the-drama-down-the-ballot-2016s-other-wild-races.html</w:t>
+        <w:t>https://www.nytimes.com/2018/11/08/us/west-virginia-midterm-election-richard-ojeda.html</w:t>
         <w:br/>
         <w:br/>
         <w:t>Graphic</w:t>
@@ -144,9 +112,7 @@
         <w:br/>
         <w:t xml:space="preserve"> </w:t>
         <w:br/>
-        <w:t>PHOTOS: Joseph D. Morrissey, right, who was jailed for a sexual relationship with a teenager, campaigning for mayor in Richmond, Va. (PHOTOGRAPH BY STEVE HELBER/ASSOCIATED PRESS)</w:t>
-        <w:br/>
-        <w:t xml:space="preserve"> Art Halvorson</w:t>
+        <w:t>PHOTO: Richard Ojeda, a Democrat running for a House seat, lost to a rival endorsed by the president. (PHOTOGRAPH BY DYLAN VIDOVICH/THE LOGAN BANNER, VIA ASSOCIATED PRESS)</w:t>
       </w:r>
     </w:p>
     <w:sectPr>

--- a/example_articles/states/Virginia/3.states_Virginia_New_York_Times.docx
+++ b/example_articles/states/Virginia/3.states_Virginia_New_York_Times.docx
@@ -7,7 +7,7 @@
         <w:pStyle w:val="Heading1"/>
       </w:pPr>
       <w:r>
-        <w:t>He Talks Like Trump, but It Wasn't Enough to Win Over West Virginians</w:t>
+        <w:t>Democrats Cheer, but They May Have to Do Better in '18</w:t>
       </w:r>
     </w:p>
     <w:p>
@@ -17,22 +17,22 @@
     </w:p>
     <w:p>
       <w:r>
-        <w:t>Date: 2018-11-09</w:t>
+        <w:t>Date: 2017-11-08</w:t>
       </w:r>
     </w:p>
     <w:p>
       <w:r>
-        <w:t>Section: Section A; Column 0; National Desk; Pg. 12</w:t>
+        <w:t>Section: UPSHOT</w:t>
       </w:r>
     </w:p>
     <w:p>
       <w:r>
-        <w:t>Source file: NYT/21.DOCX</w:t>
+        <w:t>Source file: NYT/15.DOCX</w:t>
       </w:r>
     </w:p>
     <w:p>
       <w:r>
-        <w:t>Raw locations result, 'locations': ['West Virginia']</w:t>
+        <w:t>Raw locations result, 'locations': ['Virginia']</w:t>
       </w:r>
     </w:p>
     <w:p>
@@ -49,70 +49,47 @@
     </w:p>
     <w:p>
       <w:r>
-        <w:t>LOGAN, W.Va. -- Richard Ojeda presented himself as a new face of the Democratic Party: a tough guy in combat boots whose economic populism was the key to flipping coal country and maybe -- just maybe -- a model for winning in rural America in the age of Donald J. Trump.</w:t>
+        <w:t>After a year of high-profile moral victories in special congressional elections, Democrats finally got actual victories on the board, and more. They won big in Virginia, took full control of state government in            New Jersey and Washington State, prevailed on an            important           ballot measure in Maine, and generally posted strong results across the nation.</w:t>
         <w:br/>
-        <w:t xml:space="preserve">For a moment, Mr. Ojeda seemed poised to pull it off. He channeled West Virginia's union roots when he championed a statewide teachers' strike earlier this year. He had a plain-speaking, almost Trump-like style that attracted attention and money, drawing more than $2 million in donations from around the country. </w:t>
+        <w:t>Together, it was the clearest sign yet that college-educated white voters' unhappiness with President Trump would jeopardize suburban Republicans in next year's midterm elections.</w:t>
         <w:br/>
-        <w:t xml:space="preserve">  But on Tuesday he lost badly, taking just two out of the 18 counties that make up the Third Congressional District, a swath in the southern coal fields that is home to Mr. Ojeda and many of the teachers he supported. He even lost his home county, Logan, by 24 points.</w:t>
+        <w:t>But the biggest difference between Tuesday's Democratic wins and the earlier Republican wins is deceptively simple: This time, elections were held on neutral or even Democratic-leaning terrain.</w:t>
         <w:br/>
-        <w:t xml:space="preserve">  ''I was absolutely slapped in the face when I saw the totals,'' said Heather Ritter, a school librarian and supporter of Mr. Ojeda, the day after the election.</w:t>
+        <w:t>For that reason, it is not obvious that Tuesday's performance represents a significant improvement over the Democrats' showings earlier in the year. In 2018, they won't always get the luxury of competing in such favorable districts. To take the House next November, they might have to do even better than they did on Tuesday.</w:t>
         <w:br/>
-        <w:t xml:space="preserve">  She added, ''I don't think people understand what's just happened and the gravity of this.''</w:t>
+        <w:t>Make no mistake: The results Tuesday are fully consistent with a so-called wave election, like the ones that brought Democrats to power in the House in 2006 and back out in 2010.</w:t>
         <w:br/>
-        <w:t xml:space="preserve">  While the Democrats succeeded in winning back the House -- and Senator Joe Manchin III of West Virginia managed to hang onto his seat -- the magnitude of Mr. Ojeda's loss served as a stinging reminder to Democrats of the enduring power of Mr. Trump in rural parts of the country, particularly in Appalachia.</w:t>
+        <w:t>All of the conditions for a 2018 wave are in place. The president's approval rating is stuck in the mid-to-high 30s. The Democrats hold nearly a double-digit lead on the            generic congressional ballot. The president's party nearly always struggles in midterm elections.</w:t>
         <w:br/>
-        <w:t xml:space="preserve">  Mr. Ojeda's supporters expected him to become a major force on the national stage, an important corrective to past mistakes when Democrats did not listen to working-class voters. Instead, he was dragged down by the undertow of nationalized politics -- with Mr. Trump making many visits to West Virginia and supporting Mr. Ojeda's opponent, Carol Miller, whose main appeal to voters appeared to be her connection to the president.</w:t>
+        <w:t>These conditions have been in place all year. They just haven't yielded Democratic victories until now because the high-profile races have been fought in reliably Republican areas — districts that voted for either Mr. Trump or Mitt Romney by at least 15 points.</w:t>
         <w:br/>
-        <w:t xml:space="preserve">  Antipathy toward Mr. Trump helped drive record turnout in some parts of the country, but many voters also came out to support the president. This was especially true in West Virginia, where more than 47 percent of the state's registered voters turned out on Tuesday -- significantly more than in recent midterm years, according to the West Virginia secretary of state. In 51 interviews in five different towns in the district where Mr. Ojeda ran, a majority of voters said they turned out to defend the president.</w:t>
+        <w:t>But Virginia voted for Hillary Clinton by five points in 2016, and it backed Barack Obama twice as well. New Jersey, Washington State's            45th Senate district, New York's            Westchester and Nassau Counties and            Maine are generally even more Democratic-leaning.</w:t>
         <w:br/>
-        <w:t xml:space="preserve">  Dennis McCloud, a retired coal miner in the tiny town of Dingess, said he was voting for the first time in a midterm election. He said he had come to show support for Mr. Trump, who he said had been besieged by the news media and Democrats.</w:t>
+        <w:t>The big surprise of the night was the huge Democratic surge in Virginia's House of Delegates, but that also came in Clinton Country. Of the 16 districts where Democrats currently lead in Virginia, Mrs. Clinton won 15 of them and received 49.7 percent of the vote in the other, according to data from the Virginia Public Access Project and Daily Kos Elections. Twelve of those 15 districts voted for Mrs. Clinton by at least five points.</w:t>
         <w:br/>
-        <w:t xml:space="preserve">  ''If he says this cone is red, they'll say it's blue,'' said Mr. McCloud, 65, pointing to a traffic cone on the sidewalk as he stood outside an elementary school in Dingess, where he had just voted for Ms. Miller, a candidate he said he hadn't heard much about.</w:t>
+        <w:t>Just because Tuesday's victories came in states or districts won by Mrs. Clinton doesn't mean they can be dismissed, however. College-educated white voters, paired with nonwhite voters, could profoundly endanger the G.O.P. in traditionally Republican, upscale districts.</w:t>
         <w:br/>
-        <w:t xml:space="preserve">  ''I never felt this strongly about a president before,'' said Mr. McCloud, who was about to go celebrate his birthday -- and his vote -- with a steak.</w:t>
+        <w:t>Up until the polls closed in Virginia, it was reasonable to suppose that Mrs. Clinton's performance represented something of a ceiling for Democrats in well-educated areas. It would be easy, the theory went, for Republican voters to distinguish their longtime Republican representatives from Mr. Trump. Jon Ossoff's failure to outdo Mrs. Clinton in Georgia's Sixth Congressional District seemed fully consistent with that possibility.</w:t>
         <w:br/>
-        <w:t xml:space="preserve">  Social media also seems to have played a role in Mr. Ojeda's loss. Supporters point to a flurry of activity on Facebook with doctored photographs aimed at discrediting him. In one, Mr. Ojeda is sitting in a chair in front of his campaign sign smiling and holding cash like a fan. In another, a Facebook page called Veterans Against Richard Ojeda featured a picture of him altered to look like he was in makeup, pink fatigues and a pink beret.</w:t>
+        <w:t>But well-educated voters in Virginia didn't appear to make any distinction between Mr. Trump and their incumbent representatives. Ed Gillespie, who was thought to have run a pretty strong campaign for governor against Ralph S. Northam, wound up running well behind Mr. Trump in many well-educated suburbs, a possibility that few imagined heading into the contest.</w:t>
         <w:br/>
-        <w:t xml:space="preserve">  Matt Stanley, a school administrator who was staring in disbelief at the election results at Mr. Ojeda's election night party, said he saw them as a grim sign for the American political system.</w:t>
+        <w:t>The catch, though, is that the overwhelming Democratic strength in well-educated areas did not cross the political divides of the 2016 election and reach into white working-class areas. In fact, Mr. Northam, a Virginia Military Institute graduate with a strong Southern pedigree, didn't even come close to matching Gov. Terry McAuliffe, Mr. Obama or Senator Tim Kaine in rural western Virginia. Democratic State Assembly candidates didn't run well ahead of Mrs. Clinton, either.</w:t>
         <w:br/>
-        <w:t xml:space="preserve">  ''It's just disgusting that social media rules,'' he said. ''What he says they don't believe, but what they see on the computer, they do believe. Explain that to me. I can't wrap my head around it.''</w:t>
+        <w:t>Yes, the political divisions of the 2016 presidential election wound up working pretty well for Democrats in Virginia, a highly educated state. But that might not be the case for Democrats in a lot of the rest of the country. There are only 11 Republican-held congressional districts in the United States where Mrs. Clinton won by five points or more. Even if Democrats swept those 11 districts, it wouldn't get them that far toward the 24 seats they need to flip the House.</w:t>
         <w:br/>
-        <w:t xml:space="preserve">  Of Ms. Miller, he said: ''She didn't show up to anything. She didn't have to.''</w:t>
+        <w:t>To my surprise, it's not obvious that a rerun of the Virginia House of Delegates election on a national scale would yield Democratic control of the House. Without greater strength in areas that supported Mr. Trump, it would still be a tossup.</w:t>
         <w:br/>
-        <w:t xml:space="preserve">  Ms. Miller, a state delegate, was relatively unknown among voters and mostly avoided interviews and open public appearances during the campaign. Even the men sitting in lawn chairs behind a large sign that urged voters in Dingess to choose Ms. Miller were thin on details about their candidate.</w:t>
+        <w:t>The good news for Democrats is that they did run well ahead of Mrs. Clinton in white working-class areas during this spring's special congressional elections. And on Tuesday, Mr. Northam ran ahead of her in some of those areas, too, even if he landed short of prior Democratic benchmarks.</w:t>
         <w:br/>
-        <w:t xml:space="preserve">  ''Don't know that much about her to be honest with you,'' said Hayden Hannah, 70, a retired timber worker, ''but she stands for Trump and that's enough for me.''</w:t>
+        <w:t>The big question in 2018 might prove to be whether Democrats can have it all: Will it be possible to combine a Virginia-like near sweep of Republicans in Clinton districts with a broad Democratic overperformance in white working-class districts? If they can do both, they will be favored to retake the House. One or the other would probably make the fight for House control a tossup. The fact that they've done both at various points this year might be an early clue.</w:t>
         <w:br/>
-        <w:t xml:space="preserve">  One of Ms. Miller's campaign ads says she's a bison farmer who has supported legislation to make the Bible the official book of West Virginia. Her financial disclosure forms show her household controls a businesses that include real estate, car dealerships, and other investment assets worth $11 million.</w:t>
+        <w:t>The Upshot provides news, analysis and graphics about politics, policy and everyday life. Follow us on            Facebook and            Twitter. Sign up for our            newsletter.</w:t>
         <w:br/>
-        <w:t xml:space="preserve">  Ms. Miller did not respond to requests for comment on Thursday.</w:t>
+        <w:t>Related Articles</w:t>
         <w:br/>
-        <w:t xml:space="preserve">  Some voters said Mr. Ojeda had himself to blame for the poor showing. Carl Blevins, a retired coal miner in Chapmanville who said he did not like Mr. Trump and his style, said he also did not support Mr. Ojeda for some of the same reasons.</w:t>
+        <w:t>After a Tough 2016, Many Pollsters Haven't Changed Anything</w:t>
         <w:br/>
-        <w:t xml:space="preserve">  ''He was his own worst enemy,'' Mr. Blevins said, sitting with a group of friends on Wednesday at Tudor's Biscuit World. ''There's an arrogance, like he knows more than the rest of us.''</w:t>
-        <w:br/>
-        <w:t xml:space="preserve">  Mr. Trump made a number of trips to West Virginia to stump for Republicans, most recently last Friday. He has singled out Mr. Ojeda personally, calling him ''stone-cold crazy'' and ''a total wacko.''</w:t>
-        <w:br/>
-        <w:t xml:space="preserve">  Mary Frances, a 78-year-old from Dingess, said she had come to vote for the sole purpose of supporting the president. She said she supported Ms. Miller, even though she did not know much about her.</w:t>
-        <w:br/>
-        <w:t xml:space="preserve">  ''There are too many crooked politicians -- one is about as good as the next one,'' she said. But Mr. Trump was different, she said, and he was protecting the country, including from the caravan of migrants, a large traveling group that moved from Central America into Mexico last month. ''If all those people come in here it will decimate this country,'' Ms. Frances said.</w:t>
-        <w:br/>
-        <w:t xml:space="preserve">  On Tuesday night, Mr. Ojeda pledged to keep fighting, but also pondered whether it was even possible for a Democrat to win in West Virginia's Third Congressional District, which Mr. Trump won by nearly 50 points in 2016.</w:t>
-        <w:br/>
-        <w:t xml:space="preserve">  ''Look, I really don't know what to say,'' he said. ''I'm not happy with the outcome, but I'm telling you right now, any place else in the United States of America we would have won. Anyplace else. We just happened to run in the reddest -- and I hate to say this -- an area where people just completely will fall for what we just had.''</w:t>
-        <w:br/>
-        <w:t xml:space="preserve">  He added: ''We had a president who came down here and said 'Hey, I want you all to vote for her.' They didn't look and say, 'Why should we vote for her?'''</w:t>
-        <w:br/>
-        <w:br/>
-        <w:t>https://www.nytimes.com/2018/11/08/us/west-virginia-midterm-election-richard-ojeda.html</w:t>
-        <w:br/>
-        <w:br/>
-        <w:t>Graphic</w:t>
-        <w:br/>
-        <w:br/>
-        <w:t xml:space="preserve"> </w:t>
-        <w:br/>
-        <w:t>PHOTO: Richard Ojeda, a Democrat running for a House seat, lost to a rival endorsed by the president. (PHOTOGRAPH BY DYLAN VIDOVICH/THE LOGAN BANNER, VIA ASSOCIATED PRESS)</w:t>
+        <w:t>Democrats Lack Strong Challengers for Some Vulnerable G.O.P. House Seats</w:t>
       </w:r>
     </w:p>
     <w:sectPr>

--- a/example_articles/states/Virginia/3.states_Virginia_New_York_Times.docx
+++ b/example_articles/states/Virginia/3.states_Virginia_New_York_Times.docx
@@ -7,7 +7,7 @@
         <w:pStyle w:val="Heading1"/>
       </w:pPr>
       <w:r>
-        <w:t>Democrats Cheer, but They May Have to Do Better in '18</w:t>
+        <w:t>He Talks Like Trump, but It Wasn't Enough to Win Over West Virginians</w:t>
       </w:r>
     </w:p>
     <w:p>
@@ -17,22 +17,22 @@
     </w:p>
     <w:p>
       <w:r>
-        <w:t>Date: 2017-11-08</w:t>
+        <w:t>Date: 2018-11-09</w:t>
       </w:r>
     </w:p>
     <w:p>
       <w:r>
-        <w:t>Section: UPSHOT</w:t>
+        <w:t>Section: Section A; Column 0; National Desk; Pg. 12</w:t>
       </w:r>
     </w:p>
     <w:p>
       <w:r>
-        <w:t>Source file: NYT/15.DOCX</w:t>
+        <w:t>Source file: NYT/21.DOCX</w:t>
       </w:r>
     </w:p>
     <w:p>
       <w:r>
-        <w:t>Raw locations result, 'locations': ['Virginia']</w:t>
+        <w:t>Raw locations result, 'locations': ['West Virginia']</w:t>
       </w:r>
     </w:p>
     <w:p>
@@ -49,47 +49,70 @@
     </w:p>
     <w:p>
       <w:r>
-        <w:t>After a year of high-profile moral victories in special congressional elections, Democrats finally got actual victories on the board, and more. They won big in Virginia, took full control of state government in            New Jersey and Washington State, prevailed on an            important           ballot measure in Maine, and generally posted strong results across the nation.</w:t>
+        <w:t>LOGAN, W.Va. -- Richard Ojeda presented himself as a new face of the Democratic Party: a tough guy in combat boots whose economic populism was the key to flipping coal country and maybe -- just maybe -- a model for winning in rural America in the age of Donald J. Trump.</w:t>
         <w:br/>
-        <w:t>Together, it was the clearest sign yet that college-educated white voters' unhappiness with President Trump would jeopardize suburban Republicans in next year's midterm elections.</w:t>
+        <w:t xml:space="preserve">For a moment, Mr. Ojeda seemed poised to pull it off. He channeled West Virginia's union roots when he championed a statewide teachers' strike earlier this year. He had a plain-speaking, almost Trump-like style that attracted attention and money, drawing more than $2 million in donations from around the country. </w:t>
         <w:br/>
-        <w:t>But the biggest difference between Tuesday's Democratic wins and the earlier Republican wins is deceptively simple: This time, elections were held on neutral or even Democratic-leaning terrain.</w:t>
+        <w:t xml:space="preserve">  But on Tuesday he lost badly, taking just two out of the 18 counties that make up the Third Congressional District, a swath in the southern coal fields that is home to Mr. Ojeda and many of the teachers he supported. He even lost his home county, Logan, by 24 points.</w:t>
         <w:br/>
-        <w:t>For that reason, it is not obvious that Tuesday's performance represents a significant improvement over the Democrats' showings earlier in the year. In 2018, they won't always get the luxury of competing in such favorable districts. To take the House next November, they might have to do even better than they did on Tuesday.</w:t>
+        <w:t xml:space="preserve">  ''I was absolutely slapped in the face when I saw the totals,'' said Heather Ritter, a school librarian and supporter of Mr. Ojeda, the day after the election.</w:t>
         <w:br/>
-        <w:t>Make no mistake: The results Tuesday are fully consistent with a so-called wave election, like the ones that brought Democrats to power in the House in 2006 and back out in 2010.</w:t>
+        <w:t xml:space="preserve">  She added, ''I don't think people understand what's just happened and the gravity of this.''</w:t>
         <w:br/>
-        <w:t>All of the conditions for a 2018 wave are in place. The president's approval rating is stuck in the mid-to-high 30s. The Democrats hold nearly a double-digit lead on the            generic congressional ballot. The president's party nearly always struggles in midterm elections.</w:t>
+        <w:t xml:space="preserve">  While the Democrats succeeded in winning back the House -- and Senator Joe Manchin III of West Virginia managed to hang onto his seat -- the magnitude of Mr. Ojeda's loss served as a stinging reminder to Democrats of the enduring power of Mr. Trump in rural parts of the country, particularly in Appalachia.</w:t>
         <w:br/>
-        <w:t>These conditions have been in place all year. They just haven't yielded Democratic victories until now because the high-profile races have been fought in reliably Republican areas — districts that voted for either Mr. Trump or Mitt Romney by at least 15 points.</w:t>
+        <w:t xml:space="preserve">  Mr. Ojeda's supporters expected him to become a major force on the national stage, an important corrective to past mistakes when Democrats did not listen to working-class voters. Instead, he was dragged down by the undertow of nationalized politics -- with Mr. Trump making many visits to West Virginia and supporting Mr. Ojeda's opponent, Carol Miller, whose main appeal to voters appeared to be her connection to the president.</w:t>
         <w:br/>
-        <w:t>But Virginia voted for Hillary Clinton by five points in 2016, and it backed Barack Obama twice as well. New Jersey, Washington State's            45th Senate district, New York's            Westchester and Nassau Counties and            Maine are generally even more Democratic-leaning.</w:t>
+        <w:t xml:space="preserve">  Antipathy toward Mr. Trump helped drive record turnout in some parts of the country, but many voters also came out to support the president. This was especially true in West Virginia, where more than 47 percent of the state's registered voters turned out on Tuesday -- significantly more than in recent midterm years, according to the West Virginia secretary of state. In 51 interviews in five different towns in the district where Mr. Ojeda ran, a majority of voters said they turned out to defend the president.</w:t>
         <w:br/>
-        <w:t>The big surprise of the night was the huge Democratic surge in Virginia's House of Delegates, but that also came in Clinton Country. Of the 16 districts where Democrats currently lead in Virginia, Mrs. Clinton won 15 of them and received 49.7 percent of the vote in the other, according to data from the Virginia Public Access Project and Daily Kos Elections. Twelve of those 15 districts voted for Mrs. Clinton by at least five points.</w:t>
+        <w:t xml:space="preserve">  Dennis McCloud, a retired coal miner in the tiny town of Dingess, said he was voting for the first time in a midterm election. He said he had come to show support for Mr. Trump, who he said had been besieged by the news media and Democrats.</w:t>
         <w:br/>
-        <w:t>Just because Tuesday's victories came in states or districts won by Mrs. Clinton doesn't mean they can be dismissed, however. College-educated white voters, paired with nonwhite voters, could profoundly endanger the G.O.P. in traditionally Republican, upscale districts.</w:t>
+        <w:t xml:space="preserve">  ''If he says this cone is red, they'll say it's blue,'' said Mr. McCloud, 65, pointing to a traffic cone on the sidewalk as he stood outside an elementary school in Dingess, where he had just voted for Ms. Miller, a candidate he said he hadn't heard much about.</w:t>
         <w:br/>
-        <w:t>Up until the polls closed in Virginia, it was reasonable to suppose that Mrs. Clinton's performance represented something of a ceiling for Democrats in well-educated areas. It would be easy, the theory went, for Republican voters to distinguish their longtime Republican representatives from Mr. Trump. Jon Ossoff's failure to outdo Mrs. Clinton in Georgia's Sixth Congressional District seemed fully consistent with that possibility.</w:t>
+        <w:t xml:space="preserve">  ''I never felt this strongly about a president before,'' said Mr. McCloud, who was about to go celebrate his birthday -- and his vote -- with a steak.</w:t>
         <w:br/>
-        <w:t>But well-educated voters in Virginia didn't appear to make any distinction between Mr. Trump and their incumbent representatives. Ed Gillespie, who was thought to have run a pretty strong campaign for governor against Ralph S. Northam, wound up running well behind Mr. Trump in many well-educated suburbs, a possibility that few imagined heading into the contest.</w:t>
+        <w:t xml:space="preserve">  Social media also seems to have played a role in Mr. Ojeda's loss. Supporters point to a flurry of activity on Facebook with doctored photographs aimed at discrediting him. In one, Mr. Ojeda is sitting in a chair in front of his campaign sign smiling and holding cash like a fan. In another, a Facebook page called Veterans Against Richard Ojeda featured a picture of him altered to look like he was in makeup, pink fatigues and a pink beret.</w:t>
         <w:br/>
-        <w:t>The catch, though, is that the overwhelming Democratic strength in well-educated areas did not cross the political divides of the 2016 election and reach into white working-class areas. In fact, Mr. Northam, a Virginia Military Institute graduate with a strong Southern pedigree, didn't even come close to matching Gov. Terry McAuliffe, Mr. Obama or Senator Tim Kaine in rural western Virginia. Democratic State Assembly candidates didn't run well ahead of Mrs. Clinton, either.</w:t>
+        <w:t xml:space="preserve">  Matt Stanley, a school administrator who was staring in disbelief at the election results at Mr. Ojeda's election night party, said he saw them as a grim sign for the American political system.</w:t>
         <w:br/>
-        <w:t>Yes, the political divisions of the 2016 presidential election wound up working pretty well for Democrats in Virginia, a highly educated state. But that might not be the case for Democrats in a lot of the rest of the country. There are only 11 Republican-held congressional districts in the United States where Mrs. Clinton won by five points or more. Even if Democrats swept those 11 districts, it wouldn't get them that far toward the 24 seats they need to flip the House.</w:t>
+        <w:t xml:space="preserve">  ''It's just disgusting that social media rules,'' he said. ''What he says they don't believe, but what they see on the computer, they do believe. Explain that to me. I can't wrap my head around it.''</w:t>
         <w:br/>
-        <w:t>To my surprise, it's not obvious that a rerun of the Virginia House of Delegates election on a national scale would yield Democratic control of the House. Without greater strength in areas that supported Mr. Trump, it would still be a tossup.</w:t>
+        <w:t xml:space="preserve">  Of Ms. Miller, he said: ''She didn't show up to anything. She didn't have to.''</w:t>
         <w:br/>
-        <w:t>The good news for Democrats is that they did run well ahead of Mrs. Clinton in white working-class areas during this spring's special congressional elections. And on Tuesday, Mr. Northam ran ahead of her in some of those areas, too, even if he landed short of prior Democratic benchmarks.</w:t>
+        <w:t xml:space="preserve">  Ms. Miller, a state delegate, was relatively unknown among voters and mostly avoided interviews and open public appearances during the campaign. Even the men sitting in lawn chairs behind a large sign that urged voters in Dingess to choose Ms. Miller were thin on details about their candidate.</w:t>
         <w:br/>
-        <w:t>The big question in 2018 might prove to be whether Democrats can have it all: Will it be possible to combine a Virginia-like near sweep of Republicans in Clinton districts with a broad Democratic overperformance in white working-class districts? If they can do both, they will be favored to retake the House. One or the other would probably make the fight for House control a tossup. The fact that they've done both at various points this year might be an early clue.</w:t>
+        <w:t xml:space="preserve">  ''Don't know that much about her to be honest with you,'' said Hayden Hannah, 70, a retired timber worker, ''but she stands for Trump and that's enough for me.''</w:t>
         <w:br/>
-        <w:t>The Upshot provides news, analysis and graphics about politics, policy and everyday life. Follow us on            Facebook and            Twitter. Sign up for our            newsletter.</w:t>
+        <w:t xml:space="preserve">  One of Ms. Miller's campaign ads says she's a bison farmer who has supported legislation to make the Bible the official book of West Virginia. Her financial disclosure forms show her household controls a businesses that include real estate, car dealerships, and other investment assets worth $11 million.</w:t>
         <w:br/>
-        <w:t>Related Articles</w:t>
+        <w:t xml:space="preserve">  Ms. Miller did not respond to requests for comment on Thursday.</w:t>
         <w:br/>
-        <w:t>After a Tough 2016, Many Pollsters Haven't Changed Anything</w:t>
+        <w:t xml:space="preserve">  Some voters said Mr. Ojeda had himself to blame for the poor showing. Carl Blevins, a retired coal miner in Chapmanville who said he did not like Mr. Trump and his style, said he also did not support Mr. Ojeda for some of the same reasons.</w:t>
         <w:br/>
-        <w:t>Democrats Lack Strong Challengers for Some Vulnerable G.O.P. House Seats</w:t>
+        <w:t xml:space="preserve">  ''He was his own worst enemy,'' Mr. Blevins said, sitting with a group of friends on Wednesday at Tudor's Biscuit World. ''There's an arrogance, like he knows more than the rest of us.''</w:t>
+        <w:br/>
+        <w:t xml:space="preserve">  Mr. Trump made a number of trips to West Virginia to stump for Republicans, most recently last Friday. He has singled out Mr. Ojeda personally, calling him ''stone-cold crazy'' and ''a total wacko.''</w:t>
+        <w:br/>
+        <w:t xml:space="preserve">  Mary Frances, a 78-year-old from Dingess, said she had come to vote for the sole purpose of supporting the president. She said she supported Ms. Miller, even though she did not know much about her.</w:t>
+        <w:br/>
+        <w:t xml:space="preserve">  ''There are too many crooked politicians -- one is about as good as the next one,'' she said. But Mr. Trump was different, she said, and he was protecting the country, including from the caravan of migrants, a large traveling group that moved from Central America into Mexico last month. ''If all those people come in here it will decimate this country,'' Ms. Frances said.</w:t>
+        <w:br/>
+        <w:t xml:space="preserve">  On Tuesday night, Mr. Ojeda pledged to keep fighting, but also pondered whether it was even possible for a Democrat to win in West Virginia's Third Congressional District, which Mr. Trump won by nearly 50 points in 2016.</w:t>
+        <w:br/>
+        <w:t xml:space="preserve">  ''Look, I really don't know what to say,'' he said. ''I'm not happy with the outcome, but I'm telling you right now, any place else in the United States of America we would have won. Anyplace else. We just happened to run in the reddest -- and I hate to say this -- an area where people just completely will fall for what we just had.''</w:t>
+        <w:br/>
+        <w:t xml:space="preserve">  He added: ''We had a president who came down here and said 'Hey, I want you all to vote for her.' They didn't look and say, 'Why should we vote for her?'''</w:t>
+        <w:br/>
+        <w:br/>
+        <w:t>https://www.nytimes.com/2018/11/08/us/west-virginia-midterm-election-richard-ojeda.html</w:t>
+        <w:br/>
+        <w:br/>
+        <w:t>Graphic</w:t>
+        <w:br/>
+        <w:br/>
+        <w:t xml:space="preserve"> </w:t>
+        <w:br/>
+        <w:t>PHOTO: Richard Ojeda, a Democrat running for a House seat, lost to a rival endorsed by the president. (PHOTOGRAPH BY DYLAN VIDOVICH/THE LOGAN BANNER, VIA ASSOCIATED PRESS)</w:t>
       </w:r>
     </w:p>
     <w:sectPr>
